--- a/example_articles/us_region/Midwest/2.us_region_Midwest_New_York_Times.docx
+++ b/example_articles/us_region/Midwest/2.us_region_Midwest_New_York_Times.docx
@@ -27,17 +27,17 @@
     </w:p>
     <w:p>
       <w:r>
-        <w:t>Source File: NYT/46.DOCX</w:t>
+        <w:t>Source file: NYT/46.DOCX</w:t>
       </w:r>
     </w:p>
     <w:p>
       <w:r>
-        <w:t>Raw locations result: ['Illinois']</w:t>
+        <w:t>Raw locations result, 'locations': ['Illinois']</w:t>
       </w:r>
     </w:p>
     <w:p>
       <w:r>
-        <w:t>us_region_stand_flat (Standardized): Midwest</w:t>
+        <w:t>Standardized locations result, 'us_region_stand_flat': Midwest</w:t>
       </w:r>
     </w:p>
     <w:p>

--- a/example_articles/us_region/Midwest/2.us_region_Midwest_New_York_Times.docx
+++ b/example_articles/us_region/Midwest/2.us_region_Midwest_New_York_Times.docx
@@ -7,7 +7,7 @@
         <w:pStyle w:val="Heading1"/>
       </w:pPr>
       <w:r>
-        <w:t>From President to Politician: Bush Attacks the Democrats</w:t>
+        <w:t>Jury Selected in Ohio Obscenity Trial</w:t>
       </w:r>
     </w:p>
     <w:p>
@@ -17,12 +17,12 @@
     </w:p>
     <w:p>
       <w:r>
-        <w:t>Date: 1990-10-30</w:t>
+        <w:t>Date: 1990-09-28</w:t>
       </w:r>
     </w:p>
     <w:p>
       <w:r>
-        <w:t>Section: Section A;; Section A; Page 1; Column 3; National Desk; Column 3;</w:t>
+        <w:t>Section: Section A; Page 10, Column 1; National Desk</w:t>
       </w:r>
     </w:p>
     <w:p>
@@ -32,7 +32,7 @@
     </w:p>
     <w:p>
       <w:r>
-        <w:t>Raw locations result, 'locations': ['Illinois']</w:t>
+        <w:t>Raw locations result, 'locations': ['Ohio']</w:t>
       </w:r>
     </w:p>
     <w:p>
@@ -49,75 +49,73 @@
     </w:p>
     <w:p>
       <w:r>
-        <w:t>It is not easy to run against the Government you are running. It is not easy to carve up Democrats as "big taxers" when you've been huddling with the Democrats in Washington to raise taxes.</w:t>
+        <w:t>Lawyers in the Mapplethorpe obscenity trial completed a delicate chess game of jury selection today after four days of painstaking interrogation, paving the way for opening statements on Friday.</w:t>
         <w:br/>
-        <w:t>It is not easy to say you need more Republicans in Congress to help push your agenda when the White House-approved budget deal was passed mostly with Democratic votes.</w:t>
+        <w:t>What emerged was a jury of eight mostly working-class people with little interest in either art or the matter that has brought them together.</w:t>
         <w:br/>
-        <w:t>But, as George Bush knows, consistency is the hobgoblin of politics. With a bipartisan budget agreement finally in place, President Bush came to the National Cowboy Hall of Fame today and declared that it was High Noon for Democrats.</w:t>
+        <w:t>A secretary, a sales clerk, a warehouse manager, a telephone repairman, a data processor, an X-ray technician, an engineer and a shipping worker, only three of whom had been to an art museum, were chosen to decide, among other things, what is art and what is not. The case is believed to be the first in which a museum has been prosecuted for work it exhibited.</w:t>
+        <w:br/>
+        <w:t>At issue are 7 of 175 photographs that appeared in the exhibition of the work of Robert Mapplethorpe at the Contemporary Arts Center here last spring. The disputed photographs showed adult men in sado-masochistic and erotic poses and children with their genitals exposed.</w:t>
         <w:br/>
         <w:t xml:space="preserve"> </w:t>
         <w:br/>
-        <w:t>'Class Warfare Garbage'</w:t>
+        <w:t>The Jury's Task</w:t>
         <w:br/>
-        <w:t xml:space="preserve"> With a sneer in his voice and the sort of Clint Eastwood-style "red meat lines" that have not been heard since the 1988 campaign, Mr. Bush began the scalding partisan attack on the "liberal" Democrats in Congress that he will be using till Election Day. He accused them of everything from stalling the economy and the budget agreement for partisan gain, to spreading "class warfare garbage," to turning their backs on police officers and the American dream, to pushing through "pork barrel bonanzas" like a Lawrence Welk tourist attraction in North Dakota.</w:t>
+        <w:t>The composition of the jury is considered almost as crucial as the testimony it will hear.</w:t>
         <w:br/>
-        <w:t>Some Bush advisers feared that it would smack of cynicism to take a bitter and brutal tone toward the Democrats as the spend-and-tax party so soon after working with them on a budget deal that included new taxes, and that the tactic would backfire.</w:t>
+        <w:t>The jurors will have to determine whether the average person, applying community standards, would find that the work as a whole appeals to prurient interests, depicts sexual practices in a patently offensive way and whether it lacks serious literary or artistic value.</w:t>
         <w:br/>
-        <w:t>Some also wondered if it was dubious imagery to begin his cross-country message that the Republicans are the party of the working class by starting the day with a $25,000-per-couple fund-raising event for Senator Pete Wilson, the Republican candidate for governor of California, in San Francisco.</w:t>
+        <w:t>The jurors' exposure to art and culture and their personal opinions on homosexuality, child nudity and morality in general were seen as pivotal to such decision-making, and thus were the basis of the lawyers' questions and dismissals of some prospective jurors.</w:t>
         <w:br/>
-        <w:t>But Mr. Bush shrugged off questions today about his sagging popularity and about whether he has become a liability to Republican candidates.</w:t>
+        <w:t>The prosecution sought to create a jury of conservative churchgoers and lifelong residents of Cincinnati indifferent to or uninterested in art. To that end, the prosecutors asked the prospective jurors whether they collected art, whether they had ever taken an art class and whether and for what reason they ever visited a museum.</w:t>
         <w:br/>
-        <w:t>The President grinned gamely as Bill Price, the Oklahoma candidate for governor for whom he was campaigning, introduced him with what would be considered faint praise in Republican circles. "George Bush on his worst day is a whole lot better than Michael Dukakis on his best day," Mr. Price told the crowd at the cowboy museum, adding supportively to the man who was supposed to be giving him a boost, "Your friends in Oklahoma are standing by you through thick and thin."</w:t>
+        <w:t>''Why did you have cause to visit an art museum?'' Frank Prouty, the lead prosecutor, asked each prospective juror. ''Was it for a field trip?''</w:t>
         <w:br/>
         <w:t xml:space="preserve"> </w:t>
         <w:br/>
-        <w:t>The Insider Is Outside</w:t>
+        <w:t>Arts Supporters Sought</w:t>
         <w:br/>
-        <w:t xml:space="preserve"> Although the President's bipartisan budget deal-making has given him the image of the quintessential "inside-the-Beltway" President, Mr. Bush attempted to play the outsider. He invoked Harry S. Truman's name, complained about "inside-the-Beltway bickering" and commented at every chance: "God I'm glad to be out of Washington. I'm thrilled to be out of Washington."</w:t>
+        <w:t>Defense lawyers sought to sculpt a jury of culturally literate and well-traveled supporters of the arts. But with few such people in the pool of 50 prospective jurors - only 3 out of the 50 had seen the exhibition, which 81,000 people had attended - the defense urged the prospective jurors to think beyond the conventional concept of art.</w:t>
         <w:br/>
-        <w:t>In an all-out bid to give the wavering Republicans back their national voice, as he stumps around the country in the last eight days before mid-term elections, Mr. Bush lacerated liberals, who he said are "still peddling that tired old saw about Republicans and the rich."</w:t>
+        <w:t>''Do you realize that not all art has to be pretty?'' H. Louis Sirkin, a defense attorney, repeatedly asked several prospective jurors.</w:t>
         <w:br/>
-        <w:t>"Well, you and I both know that that is hogwash, and we're not going to let them get away with that anymore," Mr. Bush said. "I'm taking this message all across the country: We are for the working people in this country."</w:t>
+        <w:t>Sixteen people were rejected as jurors, among them a University of Michigan graduate who had seen the exhibition, an interior designer who had once gone on a European history tour, an evangelical Christian and a man who had never been to a museum in his life.</w:t>
         <w:br/>
-        <w:t>Saying the various proposals to reduce the deficit were "the good, the bad and the ugly," Mr. Bush accused the Democrats of pushing him into tax increases -- even though the President himself issued the first explicit statement conceding that he would have to break his "no new taxes" pledge.</w:t>
+        <w:t>What was left was a jury of four men and four women with only one college graduate - the engineer - and only one who has ever seen any of Mr. Mapplethorpe's work - the shipping worker, who said she had flipped through a co-worker's book on him once.</w:t>
         <w:br/>
         <w:t xml:space="preserve"> </w:t>
         <w:br/>
-        <w:t>'We Had to Pay a Ransom'</w:t>
+        <w:t>Seven From the Suburbs</w:t>
         <w:br/>
-        <w:t xml:space="preserve"> "To get an agreement, we had to pay a ransom to get the $350 billion in spending cuts," the President said. "And the American people have had to pay a price for divided government."</w:t>
+        <w:t>The defense was hoping the jury would be composed of mostly city residents who would be more liberal and open to life styles unlike their own. What it got was the reverse. Only one of the eight jurors, the sales clerk, is from Cincinnati. The seven others are from the conservative suburbs of Hamilton County, where anti-pornography sentiment are viewed as strongest.</w:t>
         <w:br/>
-        <w:t>He tried to tar the Democrats, who believe they have regained their national voice as champions of the middle class and poor, as "big spenders" who tried to pack the budget agreement with pork.</w:t>
+        <w:t>But perhaps the most dramatic moments of the selection process were the responses from three women who never made it to the jury.</w:t>
         <w:br/>
-        <w:t>"At the same time, this President and these Republican members were doing our level-best to curtail spending, Congress voted to spend a half a million dollars to create a Lawrence Welk tourist attraction," Mr. Bush said. "And we all like Lawrence Welk, 'dah-dee-dah,' you know how he is. But I cite this as a symptom of the problem." Mr. Bush was referring to Congress's approval last week of a $500,000 grant for Strasburg, N.D., to build a German-Russian museum at the farm where the famous band leader was born.</w:t>
+        <w:t>One woman, who said she had never seen Playboy or Penthouse magazines, said she did not think she could bear to look at the seven photographs.</w:t>
         <w:br/>
-        <w:t>By not turning in a budget in April, the President said, the Democratic-controlled Congress put the country "on the brink of an economic downturn."</w:t>
-        <w:br/>
-        <w:t>"The Democrats choked the throttle, pulled the throttle back of a slowing economy, while they hunted for every last morsel of partisan advantage," he said. "All in the name of politics and of higher taxes. And we're not going to let them get away with it."</w:t>
+        <w:t>Another woman told the court she did not think she should be on the jury either. ''Because of my moral and Christian beliefs, I don't think I can be fair,'' the woman said.</w:t>
         <w:br/>
         <w:t xml:space="preserve"> </w:t>
         <w:br/>
-        <w:t>'A House of Lords'</w:t>
+        <w:t>Women Urged to Reconsider</w:t>
         <w:br/>
-        <w:t xml:space="preserve"> He said that the Democrats in Congress had become "America's biggest and most entrenched special interest."</w:t>
+        <w:t>In both instances Judge David Albanese, against the requests of defense lawyers, allowed questioning to continue, and encouraged the women to reconsider their requests not to sit on the jury. The women were eventually dismissed, however.</w:t>
         <w:br/>
-        <w:t>"The Democratic Congress is a confusion of committees and turf-conscious chaos," he said. "The House intended to be closest to the people has become a House of Lords."</w:t>
+        <w:t>A third woman, who worked in the church of Rev. Jerry Kirk, a leader of the National Coalition Against Pornography, acknowledged she had attended one of the group's conventions and was on the mailing list of the city's most vocal anti-pornography group, Concerned Citizens for Community Values. But she insisted she could be a fair and impartial juror.</w:t>
         <w:br/>
-        <w:t>Speaking with reporters at the San Francisco airport this morning, Mr. Bush was asked why Americans should not feel betrayed that he had caved in on raising taxes.</w:t>
+        <w:t>She said she had seen photocopies of two of the disputed pictures and had already formed an opinion: they were ''not morally decent'' and should not have been shown in a museum.</w:t>
         <w:br/>
-        <w:t>"Because I think people know that this Congress is controlled by the taxers, by the liberal Democrats," he said. "And they also know that we needed to try to get something done, and they also know that a President is elected to compromise at times, only rarely. But he's also elected to govern. American people are fair. They know I'm against taxes."</w:t>
+        <w:t>''Is it your opinion that the pictures should not be shown for any purpose?'' asked Marc D. Mezibov, a defense lawyer. ''Yes,'' the woman said. ''Anywhere?'' he asked. ''Yes,'' she said.  ''Any time?'' he asked. ''Yes,'' she said.  ''To anyone?'' he asked. ''Yes,'' she said.  'An Opinionated Lady'</w:t>
         <w:br/>
-        <w:t>Mr. Bush also defended his chief of staff, John H. Sununu, and budget chief, Richard G. Darman, against criticism that they have rent the party and isolated the President.</w:t>
+        <w:t>Mr. Mezibov then asked that she be dismissed because she had already formed an opinion on the case. But Judge Albanese rejected the request, saying: ''The lady gave me the impression she would follow the law. She's an opinionated lady.''</w:t>
         <w:br/>
-        <w:t>"They are strong, and they are able," Mr. Bush said. "And any time you've got to do some heavy lifting on behalf of the President, you're bound to get caught up in a little crossfire."</w:t>
+        <w:t>The ruling forced the defense to make her one of the six prospective jurors it could dismiss without reason, a provision intended to allow attorneys to remove jurors for subtleties in opinion or demeanor rather than clear-cut cases of inappropriateness.</w:t>
         <w:br/>
+        <w:t>At day's end Judge Albanese expressed satisfaction with the outcome as he addressed the new jury, which is scheduled to tour the Contemporary Arts Center before opening arguments are heard on Friday.</w:t>
         <w:br/>
-        <w:t>Graphic</w:t>
+        <w:t>''You're participating in a case that has some unique questions of law that have not been answered,'' the judge said.</w:t>
         <w:br/>
-        <w:br/>
-        <w:t xml:space="preserve"> </w:t>
-        <w:br/>
-        <w:t>Photo: On the campaign trail for Republicans, President Bush said Democrats in Congress were "America's biggest and most entrenched special interest." Hetalked to reporters yesterday at the airport in San Francisco as he campaigned for Senator Pete Wilson, left, who is running for governor of California. (Associated Press)</w:t>
+        <w:t>''I'm impressed with the selection we have in the jury box,'' he continued. ''I feel I can look at you and have you look back at me and feel we're on the same wavelength.''</w:t>
       </w:r>
     </w:p>
     <w:sectPr>

--- a/example_articles/us_region/Midwest/2.us_region_Midwest_New_York_Times.docx
+++ b/example_articles/us_region/Midwest/2.us_region_Midwest_New_York_Times.docx
@@ -7,7 +7,9 @@
         <w:pStyle w:val="Heading1"/>
       </w:pPr>
       <w:r>
-        <w:t>Jury Selected in Ohio Obscenity Trial</w:t>
+        <w:t>TV REVIEW;</w:t>
+        <w:br/>
+        <w:t>'CHAMPION,' STORY OF RAY MANCINI</w:t>
       </w:r>
     </w:p>
     <w:p>
@@ -17,17 +19,17 @@
     </w:p>
     <w:p>
       <w:r>
-        <w:t>Date: 1990-09-28</w:t>
+        <w:t>Date: 1985-05-01</w:t>
       </w:r>
     </w:p>
     <w:p>
       <w:r>
-        <w:t>Section: Section A; Page 10, Column 1; National Desk</w:t>
+        <w:t>Section: Section C; Page 26, Column 3; Cultural Desk; REVIEW</w:t>
       </w:r>
     </w:p>
     <w:p>
       <w:r>
-        <w:t>Source file: NYT/46.DOCX</w:t>
+        <w:t>Source file: NYT/39.DOCX</w:t>
       </w:r>
     </w:p>
     <w:p>
@@ -49,73 +51,35 @@
     </w:p>
     <w:p>
       <w:r>
-        <w:t>Lawyers in the Mapplethorpe obscenity trial completed a delicate chess game of jury selection today after four days of painstaking interrogation, paving the way for opening statements on Friday.</w:t>
+        <w:t>''HEART OF A CHAMPION: THE RAY MANCINI STORY'' isn't as good as it should be, and that's a pity. In theory, it has everything going for it: hopes blighted, hopes redeemed, sentiment and sports. We should care when Ray Mancini wins the lightweight championship, but on television it's just another fight. Hollywood once did this kind of thing better. The ''CBS Wednesday Night Movie'' will be seen on Channel 2 at 9 o'clock tonight.</w:t>
         <w:br/>
-        <w:t>What emerged was a jury of eight mostly working-class people with little interest in either art or the matter that has brought them together.</w:t>
+        <w:t>Meanwhile, there has been a controversy about the movie, and that's a pity, too. ''Heart of a Champion'' ends with Ray Mancini winning the championship in November 1982. It does not show his fight with Duk Koo Kim six months later. Mr. Kim went into a coma after being knocked out and died five days afterward.</w:t>
         <w:br/>
-        <w:t>A secretary, a sales clerk, a warehouse manager, a telephone repairman, a data processor, an X-ray technician, an engineer and a shipping worker, only three of whom had been to an art museum, were chosen to decide, among other things, what is art and what is not. The case is believed to be the first in which a museum has been prosecuted for work it exhibited.</w:t>
+        <w:t>John Corry reviews CBS television program The Heart of a Champion: The Ray Mancini story; photo</w:t>
         <w:br/>
-        <w:t>At issue are 7 of 175 photographs that appeared in the exhibition of the work of Robert Mapplethorpe at the Contemporary Arts Center here last spring. The disputed photographs showed adult men in sado-masochistic and erotic poses and children with their genitals exposed.</w:t>
+        <w:t>Therefore, the American Medical Association, among others, has criticized ''Heart of a Champion.'' Dr. George Lundberg, editor of the A.M.A. Journal, said the movie, by not acknowledging the death, ''is at the very least unbalanced.'' Even Richard Michaels, the director of ''Heart of a Champion,'' seems to have had reservations. In an interview, he said that boxing was ''very animal'' and that it probably should be banned.</w:t>
+        <w:br/>
+        <w:t>But a movie sets its own perimeters, and ''Heart of a Champion'' isn't about the death of Mr. Kim. Why should it be? More to the point, it isn't very animal, either. It is vaguely anti-boxing when it shows Ray Mancini's father, Lenny, played by Robert Blake, acting a little punch drunk, but mostly it's about the dreams of working-class people. The dreams are awfully tidy, and so are the people.</w:t>
+        <w:br/>
+        <w:t>''Heart of a Champion'' opens in Youngstown, Ohio. It is 1971. Ray Mancini, as a boy, is playing touch football with his mom (Mariclare Costello). ''Just like your dad,'' she says, ''always charging straight ahead.'' Then young Ray looks at Dad's faded press clippings. He was going to fight for the lightweight title, but World War II got in the way. Shrapnel in France effectively ended his career.</w:t>
+        <w:br/>
+        <w:t>It's clear where we're going: Ray, played by Doug McKeon, will redeem his father's dream. He overcomes his parents' misgivings - Mom wants him to go to college; Dad says boxing is a lonely game - and starts to fight. He runs, he spars, he trains; a truly terrible rock score is supposed to heighten our emotion.</w:t>
+        <w:br/>
+        <w:t>That's one problem: there's not much emotion to heighten. Everything goes in a straight line. We know what's going to happen. The movie tries for social context, but that's bland, too. When Ray announces that he's turning pro, a steel worker, presumably unemployed (actually, he looks like an associate professor) stops him.</w:t>
+        <w:br/>
+        <w:t>''You know what happened to your father,'' he says. ''It's like what happened to us at the mills. We worked hard. We did the best we could, and then one day they came along and took it away from us. Well, don't let them take nothing away from you.''</w:t>
+        <w:br/>
+        <w:t>And they don't, but you will wish they had tried. ''Heart of a Champion'' looks good, and it has some fine actors - Mr. Blake, especially - but not nearly enough happens. It's almost sanitized. Mr. Blake works up some honest feelings - ''Ever since you was a little kid, you've been my pride and joy,'' he tells Mr. McKeon - but mostly he must look stoic. We want tears, pain and sentiment. The movie isn't terrible, but the sensibilities just aren't there.</w:t>
+        <w:br/>
+        <w:t>''Heart of a Champion'' is a Rare Titles production, in association with Robert Papazian Productions. Sylvester Stallone, who did this kind of thing better in ''Rocky,'' is executive producer. The script is by Dennis Nemec.</w:t>
+        <w:br/>
+        <w:br/>
+        <w:t>Graphic</w:t>
+        <w:br/>
         <w:br/>
         <w:t xml:space="preserve"> </w:t>
         <w:br/>
-        <w:t>The Jury's Task</w:t>
-        <w:br/>
-        <w:t>The composition of the jury is considered almost as crucial as the testimony it will hear.</w:t>
-        <w:br/>
-        <w:t>The jurors will have to determine whether the average person, applying community standards, would find that the work as a whole appeals to prurient interests, depicts sexual practices in a patently offensive way and whether it lacks serious literary or artistic value.</w:t>
-        <w:br/>
-        <w:t>The jurors' exposure to art and culture and their personal opinions on homosexuality, child nudity and morality in general were seen as pivotal to such decision-making, and thus were the basis of the lawyers' questions and dismissals of some prospective jurors.</w:t>
-        <w:br/>
-        <w:t>The prosecution sought to create a jury of conservative churchgoers and lifelong residents of Cincinnati indifferent to or uninterested in art. To that end, the prosecutors asked the prospective jurors whether they collected art, whether they had ever taken an art class and whether and for what reason they ever visited a museum.</w:t>
-        <w:br/>
-        <w:t>''Why did you have cause to visit an art museum?'' Frank Prouty, the lead prosecutor, asked each prospective juror. ''Was it for a field trip?''</w:t>
-        <w:br/>
-        <w:t xml:space="preserve"> </w:t>
-        <w:br/>
-        <w:t>Arts Supporters Sought</w:t>
-        <w:br/>
-        <w:t>Defense lawyers sought to sculpt a jury of culturally literate and well-traveled supporters of the arts. But with few such people in the pool of 50 prospective jurors - only 3 out of the 50 had seen the exhibition, which 81,000 people had attended - the defense urged the prospective jurors to think beyond the conventional concept of art.</w:t>
-        <w:br/>
-        <w:t>''Do you realize that not all art has to be pretty?'' H. Louis Sirkin, a defense attorney, repeatedly asked several prospective jurors.</w:t>
-        <w:br/>
-        <w:t>Sixteen people were rejected as jurors, among them a University of Michigan graduate who had seen the exhibition, an interior designer who had once gone on a European history tour, an evangelical Christian and a man who had never been to a museum in his life.</w:t>
-        <w:br/>
-        <w:t>What was left was a jury of four men and four women with only one college graduate - the engineer - and only one who has ever seen any of Mr. Mapplethorpe's work - the shipping worker, who said she had flipped through a co-worker's book on him once.</w:t>
-        <w:br/>
-        <w:t xml:space="preserve"> </w:t>
-        <w:br/>
-        <w:t>Seven From the Suburbs</w:t>
-        <w:br/>
-        <w:t>The defense was hoping the jury would be composed of mostly city residents who would be more liberal and open to life styles unlike their own. What it got was the reverse. Only one of the eight jurors, the sales clerk, is from Cincinnati. The seven others are from the conservative suburbs of Hamilton County, where anti-pornography sentiment are viewed as strongest.</w:t>
-        <w:br/>
-        <w:t>But perhaps the most dramatic moments of the selection process were the responses from three women who never made it to the jury.</w:t>
-        <w:br/>
-        <w:t>One woman, who said she had never seen Playboy or Penthouse magazines, said she did not think she could bear to look at the seven photographs.</w:t>
-        <w:br/>
-        <w:t>Another woman told the court she did not think she should be on the jury either. ''Because of my moral and Christian beliefs, I don't think I can be fair,'' the woman said.</w:t>
-        <w:br/>
-        <w:t xml:space="preserve"> </w:t>
-        <w:br/>
-        <w:t>Women Urged to Reconsider</w:t>
-        <w:br/>
-        <w:t>In both instances Judge David Albanese, against the requests of defense lawyers, allowed questioning to continue, and encouraged the women to reconsider their requests not to sit on the jury. The women were eventually dismissed, however.</w:t>
-        <w:br/>
-        <w:t>A third woman, who worked in the church of Rev. Jerry Kirk, a leader of the National Coalition Against Pornography, acknowledged she had attended one of the group's conventions and was on the mailing list of the city's most vocal anti-pornography group, Concerned Citizens for Community Values. But she insisted she could be a fair and impartial juror.</w:t>
-        <w:br/>
-        <w:t>She said she had seen photocopies of two of the disputed pictures and had already formed an opinion: they were ''not morally decent'' and should not have been shown in a museum.</w:t>
-        <w:br/>
-        <w:t>''Is it your opinion that the pictures should not be shown for any purpose?'' asked Marc D. Mezibov, a defense lawyer. ''Yes,'' the woman said. ''Anywhere?'' he asked. ''Yes,'' she said.  ''Any time?'' he asked. ''Yes,'' she said.  ''To anyone?'' he asked. ''Yes,'' she said.  'An Opinionated Lady'</w:t>
-        <w:br/>
-        <w:t>Mr. Mezibov then asked that she be dismissed because she had already formed an opinion on the case. But Judge Albanese rejected the request, saying: ''The lady gave me the impression she would follow the law. She's an opinionated lady.''</w:t>
-        <w:br/>
-        <w:t>The ruling forced the defense to make her one of the six prospective jurors it could dismiss without reason, a provision intended to allow attorneys to remove jurors for subtleties in opinion or demeanor rather than clear-cut cases of inappropriateness.</w:t>
-        <w:br/>
-        <w:t>At day's end Judge Albanese expressed satisfaction with the outcome as he addressed the new jury, which is scheduled to tour the Contemporary Arts Center before opening arguments are heard on Friday.</w:t>
-        <w:br/>
-        <w:t>''You're participating in a case that has some unique questions of law that have not been answered,'' the judge said.</w:t>
-        <w:br/>
-        <w:t>''I'm impressed with the selection we have in the jury box,'' he continued. ''I feel I can look at you and have you look back at me and feel we're on the same wavelength.''</w:t>
+        <w:t>photo of Robert Blake</w:t>
       </w:r>
     </w:p>
     <w:sectPr>
